--- a/transaction-tracker/docs/claude/recaps/TGF_Recap_s9.27_The_Quarry.docx
+++ b/transaction-tracker/docs/claude/recaps/TGF_Recap_s9.27_The_Quarry.docx
@@ -82,7 +82,7 @@
       <w:pPr>
         <w:spacing w:after="0" w:line="276"/>
       </w:pPr>
-      <w:hyperlink w:history="1" r:id="rId-er4f9m3zvd-y3zy5yb-t">
+      <w:hyperlink w:history="1" r:id="rId5f3jk1hsfsgqyyj9ybgos">
         <w:r>
           <w:rPr>
             <w:rStyle w:val="Hyperlink"/>
@@ -131,7 +131,7 @@
       <w:pPr>
         <w:spacing w:after="0" w:line="276"/>
       </w:pPr>
-      <w:hyperlink w:history="1" r:id="rIdp1pzq5a6hm7pnhtl6gv2b">
+      <w:hyperlink w:history="1" r:id="rIdtmmagrdlmvlvxdwnjdepb">
         <w:r>
           <w:rPr>
             <w:rStyle w:val="Hyperlink"/>
@@ -152,7 +152,7 @@
         </w:rPr>
         <w:t xml:space="preserve"> posted the low gross, 36 (E) from the Blues, with a birdie on 18 and three skins, and his tee shot on 16 took the other Closest to the Pin. </w:t>
       </w:r>
-      <w:hyperlink w:history="1" r:id="rIdygbbwcojskzj5lykjaur_">
+      <w:hyperlink w:history="1" r:id="rIdqmypdsqw-w9kyfydpecwb">
         <w:r>
           <w:rPr>
             <w:rStyle w:val="Hyperlink"/>
@@ -173,7 +173,7 @@
         </w:rPr>
         <w:t xml:space="preserve"> birdied 16 for one of his three skins, and </w:t>
       </w:r>
-      <w:hyperlink w:history="1" r:id="rIdp9agjes3yq6irm9erv1u0">
+      <w:hyperlink w:history="1" r:id="rIdyco2r29zwqfoxxgc9dpz3">
         <w:r>
           <w:rPr>
             <w:rStyle w:val="Hyperlink"/>
@@ -194,7 +194,7 @@
         </w:rPr>
         <w:t xml:space="preserve"> and </w:t>
       </w:r>
-      <w:hyperlink w:history="1" r:id="rIdgnwccdscgqukkko0pvxz_">
+      <w:hyperlink w:history="1" r:id="rId2jcfodote9psnd-itqlko">
         <w:r>
           <w:rPr>
             <w:rStyle w:val="Hyperlink"/>
@@ -215,7 +215,7 @@
         </w:rPr>
         <w:t xml:space="preserve"> birdied 13 and 11 for a skin apiece. </w:t>
       </w:r>
-      <w:hyperlink w:history="1" r:id="rIdyke5xl2lxtmalrorjkqyg">
+      <w:hyperlink w:history="1" r:id="rIdr7z--yvimjgsl9o_ex_h_">
         <w:r>
           <w:rPr>
             <w:rStyle w:val="Hyperlink"/>
@@ -236,7 +236,7 @@
         </w:rPr>
         <w:t xml:space="preserve"> and </w:t>
       </w:r>
-      <w:hyperlink w:history="1" r:id="rIdy8nx8psffiy37zktryxab">
+      <w:hyperlink w:history="1" r:id="rIdwcfelwygku7wke4ifwwzm">
         <w:r>
           <w:rPr>
             <w:rStyle w:val="Hyperlink"/>
@@ -283,7 +283,7 @@
         </w:rPr>
         <w:t xml:space="preserve">Team Net ended in a tie: </w:t>
       </w:r>
-      <w:hyperlink w:history="1" r:id="rIdjweavx_bgmaq7_uqoxaxx">
+      <w:hyperlink w:history="1" r:id="rIdpjoxm0ohw_6gbbv25761u">
         <w:r>
           <w:rPr>
             <w:rStyle w:val="Hyperlink"/>
@@ -304,7 +304,7 @@
         </w:rPr>
         <w:t xml:space="preserve">, </w:t>
       </w:r>
-      <w:hyperlink w:history="1" r:id="rIdebcccqgypgz1joakkie1n">
+      <w:hyperlink w:history="1" r:id="rIds0kvoybqypibm7f5tb1uy">
         <w:r>
           <w:rPr>
             <w:rStyle w:val="Hyperlink"/>
@@ -325,7 +325,7 @@
         </w:rPr>
         <w:t xml:space="preserve">, </w:t>
       </w:r>
-      <w:hyperlink w:history="1" r:id="rIdno5lkcfc1beylnmrfca3p">
+      <w:hyperlink w:history="1" r:id="rIdou4fawb2qgv-3kdxymqj_">
         <w:r>
           <w:rPr>
             <w:rStyle w:val="Hyperlink"/>
@@ -346,7 +346,7 @@
         </w:rPr>
         <w:t xml:space="preserve"> and </w:t>
       </w:r>
-      <w:hyperlink w:history="1" r:id="rIdjzpxpjeu4makmevouqjex">
+      <w:hyperlink w:history="1" r:id="rIdbekdz1tcj2yyoqkvsxnrm">
         <w:r>
           <w:rPr>
             <w:rStyle w:val="Hyperlink"/>
@@ -367,7 +367,7 @@
         </w:rPr>
         <w:t xml:space="preserve"> split first with </w:t>
       </w:r>
-      <w:hyperlink w:history="1" r:id="rIdx7fxxtdwg1eoqokhg6lxr">
+      <w:hyperlink w:history="1" r:id="rIdegbfzt6fingxp0hpgbqxz">
         <w:r>
           <w:rPr>
             <w:rStyle w:val="Hyperlink"/>
@@ -388,7 +388,7 @@
         </w:rPr>
         <w:t xml:space="preserve">, Ale Dimas and </w:t>
       </w:r>
-      <w:hyperlink w:history="1" r:id="rIdvra28x_tlezocpf3rejyh">
+      <w:hyperlink w:history="1" r:id="rIditytplvkyuwhpi1vvyuez">
         <w:r>
           <w:rPr>
             <w:rStyle w:val="Hyperlink"/>
@@ -409,7 +409,7 @@
         </w:rPr>
         <w:t xml:space="preserve">, with </w:t>
       </w:r>
-      <w:hyperlink w:history="1" r:id="rIdsp_k9vqdkvnmyanubap_a">
+      <w:hyperlink w:history="1" r:id="rIdpkntcxvcogltxvku39waf">
         <w:r>
           <w:rPr>
             <w:rStyle w:val="Hyperlink"/>
@@ -448,7 +448,7 @@
       <w:pPr>
         <w:spacing w:after="0" w:line="276"/>
       </w:pPr>
-      <w:hyperlink w:history="1" r:id="rIdgyu6hlwzaauzrye2gieip">
+      <w:hyperlink w:history="1" r:id="rIdzwpfc3khvud1kudfey9oi">
         <w:r>
           <w:rPr>
             <w:rStyle w:val="Hyperlink"/>
@@ -503,7 +503,7 @@
       <w:pPr>
         <w:spacing w:after="0" w:line="276"/>
       </w:pPr>
-      <w:hyperlink w:history="1" r:id="rIdcwdvtlvc7ujv8xrnrtlen">
+      <w:hyperlink w:history="1" r:id="rIdcg_kq6ty_u4solliiqqx4">
         <w:r>
           <w:rPr>
             <w:rStyle w:val="Hyperlink"/>
@@ -524,7 +524,7 @@
         </w:rPr>
         <w:t xml:space="preserve"> caught </w:t>
       </w:r>
-      <w:hyperlink w:history="1" r:id="rIdot7u5qppxqpguaoqm6uz1">
+      <w:hyperlink w:history="1" r:id="rIda-kvuqpvhpkgvnppia8q9">
         <w:r>
           <w:rPr>
             <w:rStyle w:val="Hyperlink"/>
@@ -545,7 +545,7 @@
         </w:rPr>
         <w:t xml:space="preserve"> at the top — they are tied at 60, with </w:t>
       </w:r>
-      <w:hyperlink w:history="1" r:id="rIdbcebk9r6wmqmkvtgeleri">
+      <w:hyperlink w:history="1" r:id="rId55tg8y2vcr2ntkdtiarvk">
         <w:r>
           <w:rPr>
             <w:rStyle w:val="Hyperlink"/>
@@ -566,7 +566,7 @@
         </w:rPr>
         <w:t xml:space="preserve"> two back at 58 and </w:t>
       </w:r>
-      <w:hyperlink w:history="1" r:id="rIdhb2l4gn8uzrjctco8pceg">
+      <w:hyperlink w:history="1" r:id="rId91w28z1msgry6idi5qrop">
         <w:r>
           <w:rPr>
             <w:rStyle w:val="Hyperlink"/>
@@ -587,7 +587,7 @@
         </w:rPr>
         <w:t xml:space="preserve"> at 50. Best 6 of the fall Tuesdays plus the Fall Championship at Kissing Tree on Oct 31. Your points are being tallied; activate them by </w:t>
       </w:r>
-      <w:hyperlink w:history="1" r:id="rIds2uz_2ttrnvonhodsswdf">
+      <w:hyperlink w:history="1" r:id="rIdwktm28vlx0_4e2_1qjbks">
         <w:r>
           <w:rPr>
             <w:rStyle w:val="Hyperlink"/>
@@ -626,7 +626,7 @@
       <w:pPr>
         <w:spacing w:after="0" w:line="276"/>
       </w:pPr>
-      <w:hyperlink w:history="1" w:anchor="race=fall_sa" r:id="rIdqruqecwutucvipnzo955i">
+      <w:hyperlink w:history="1" w:anchor="race=fall_sa" r:id="rIdgdgwfkwjm2_aqo9hue0rk">
         <w:r>
           <w:rPr>
             <w:rStyle w:val="Hyperlink"/>
@@ -647,7 +647,7 @@
         </w:rPr>
         <w:t xml:space="preserve"> | </w:t>
       </w:r>
-      <w:hyperlink w:history="1" w:anchor="race=fall_austin" r:id="rIdqdjdztl6rowtlfyf9j-n9">
+      <w:hyperlink w:history="1" w:anchor="race=fall_austin" r:id="rIdxxvofbw7jr-aph-qc_qap">
         <w:r>
           <w:rPr>
             <w:rStyle w:val="Hyperlink"/>
@@ -710,7 +710,7 @@
         </w:rPr>
         <w:t xml:space="preserve">Every member is in automatically, no buy-in required. Winner takes all — $139 at month end, $1 per TGF member. Austin's </w:t>
       </w:r>
-      <w:hyperlink w:history="1" r:id="rIda2nirvnqnovfedoljdmyy">
+      <w:hyperlink w:history="1" r:id="rIdt9bmf_b-ngq0uekgz-bzi">
         <w:r>
           <w:rPr>
             <w:rStyle w:val="Hyperlink"/>
@@ -731,7 +731,7 @@
         </w:rPr>
         <w:t xml:space="preserve"> leads with 22, with </w:t>
       </w:r>
-      <w:hyperlink w:history="1" r:id="rIdxlfyp95_oiohaljyzafkn">
+      <w:hyperlink w:history="1" r:id="rId_pmlyu6a3ox3vaj8ynvig">
         <w:r>
           <w:rPr>
             <w:rStyle w:val="Hyperlink"/>
@@ -752,7 +752,7 @@
         </w:rPr>
         <w:t xml:space="preserve"> at 19 and </w:t>
       </w:r>
-      <w:hyperlink w:history="1" r:id="rIdkjto8c2iontfryw7iiimz">
+      <w:hyperlink w:history="1" r:id="rIdsd4ym0vkvrrlix514duvk">
         <w:r>
           <w:rPr>
             <w:rStyle w:val="Hyperlink"/>
@@ -791,7 +791,7 @@
       <w:pPr>
         <w:spacing w:after="0" w:line="276"/>
       </w:pPr>
-      <w:hyperlink w:history="1" w:anchor="race=monthly" r:id="rIdbqpdgacxjavhxvwe_6gtw">
+      <w:hyperlink w:history="1" w:anchor="race=monthly" r:id="rIdzkfaykoxi0gavfkq8cx2b">
         <w:r>
           <w:rPr>
             <w:rStyle w:val="Hyperlink"/>
@@ -892,7 +892,7 @@
         </w:rPr>
         <w:t xml:space="preserve">Ale Dimas — first TGF round, came out with </w:t>
       </w:r>
-      <w:hyperlink w:history="1" r:id="rIdo4hmkt4opmnspfagxlaoy">
+      <w:hyperlink w:history="1" r:id="rIdrqcsygujlyeohzktzvgvn">
         <w:r>
           <w:rPr>
             <w:rStyle w:val="Hyperlink"/>
@@ -1089,7 +1089,7 @@
         </w:rPr>
         <w:t xml:space="preserve"> | </w:t>
       </w:r>
-      <w:hyperlink w:history="1" r:id="rId1qsfceky46gclkqdm7xqn">
+      <w:hyperlink w:history="1" r:id="rId9syos1znyxkkojtokrryl">
         <w:r>
           <w:rPr>
             <w:rStyle w:val="Hyperlink"/>
@@ -1201,7 +1201,7 @@
         </w:rPr>
         <w:t xml:space="preserve"> | </w:t>
       </w:r>
-      <w:hyperlink w:history="1" r:id="rIdefnydz4z1f9r8lhdwkoxz">
+      <w:hyperlink w:history="1" r:id="rIdof8higtaewjkx-trh_je6">
         <w:r>
           <w:rPr>
             <w:rStyle w:val="Hyperlink"/>
@@ -1268,7 +1268,7 @@
         </w:rPr>
         <w:t xml:space="preserve"> | Kissing Tree — both chapters | </w:t>
       </w:r>
-      <w:hyperlink w:history="1" r:id="rId6qolxhglzfq_-ub1ljony">
+      <w:hyperlink w:history="1" r:id="rIdab-jpry7x0lahlgw6hiz6">
         <w:r>
           <w:rPr>
             <w:rStyle w:val="Hyperlink"/>

--- a/transaction-tracker/docs/claude/recaps/TGF_Recap_s9.27_The_Quarry.docx
+++ b/transaction-tracker/docs/claude/recaps/TGF_Recap_s9.27_The_Quarry.docx
@@ -82,7 +82,7 @@
       <w:pPr>
         <w:spacing w:after="0" w:line="276"/>
       </w:pPr>
-      <w:hyperlink w:history="1" r:id="rId5f3jk1hsfsgqyyj9ybgos">
+      <w:hyperlink w:history="1" r:id="rId-w8mx1c1w_ajgislxbjdm">
         <w:r>
           <w:rPr>
             <w:rStyle w:val="Hyperlink"/>
@@ -131,7 +131,7 @@
       <w:pPr>
         <w:spacing w:after="0" w:line="276"/>
       </w:pPr>
-      <w:hyperlink w:history="1" r:id="rIdtmmagrdlmvlvxdwnjdepb">
+      <w:hyperlink w:history="1" r:id="rIdlmvdjyn4nshhz0jmnccuv">
         <w:r>
           <w:rPr>
             <w:rStyle w:val="Hyperlink"/>
@@ -152,7 +152,7 @@
         </w:rPr>
         <w:t xml:space="preserve"> posted the low gross, 36 (E) from the Blues, with a birdie on 18 and three skins, and his tee shot on 16 took the other Closest to the Pin. </w:t>
       </w:r>
-      <w:hyperlink w:history="1" r:id="rIdqmypdsqw-w9kyfydpecwb">
+      <w:hyperlink w:history="1" r:id="rIdlxfhgoc5-ksxucpjkdbbp">
         <w:r>
           <w:rPr>
             <w:rStyle w:val="Hyperlink"/>
@@ -173,7 +173,7 @@
         </w:rPr>
         <w:t xml:space="preserve"> birdied 16 for one of his three skins, and </w:t>
       </w:r>
-      <w:hyperlink w:history="1" r:id="rIdyco2r29zwqfoxxgc9dpz3">
+      <w:hyperlink w:history="1" r:id="rIdcgqh3ww_bucvpngnz0cwo">
         <w:r>
           <w:rPr>
             <w:rStyle w:val="Hyperlink"/>
@@ -194,7 +194,7 @@
         </w:rPr>
         <w:t xml:space="preserve"> and </w:t>
       </w:r>
-      <w:hyperlink w:history="1" r:id="rId2jcfodote9psnd-itqlko">
+      <w:hyperlink w:history="1" r:id="rIdvz7yf-fn9mgelb_n7vsks">
         <w:r>
           <w:rPr>
             <w:rStyle w:val="Hyperlink"/>
@@ -215,7 +215,28 @@
         </w:rPr>
         <w:t xml:space="preserve"> birdied 13 and 11 for a skin apiece. </w:t>
       </w:r>
-      <w:hyperlink w:history="1" r:id="rIdr7z--yvimjgsl9o_ex_h_">
+      <w:hyperlink w:history="1" r:id="rIdurgve7wnvwu6v85figuki">
+        <w:r>
+          <w:rPr>
+            <w:rStyle w:val="Hyperlink"/>
+            <w:rFonts w:ascii="Arial" w:cs="Arial" w:eastAsia="Arial" w:hAnsi="Arial"/>
+            <w:b/>
+            <w:bCs/>
+            <w:sz w:val="22"/>
+            <w:szCs w:val="22"/>
+          </w:rPr>
+          <w:t xml:space="preserve">Dan STICH</w:t>
+        </w:r>
+      </w:hyperlink>
+      <w:r>
+        <w:rPr>
+          <w:rFonts w:ascii="Arial" w:cs="Arial" w:eastAsia="Arial" w:hAnsi="Arial"/>
+          <w:sz w:val="22"/>
+          <w:szCs w:val="22"/>
+        </w:rPr>
+        <w:t xml:space="preserve">, </w:t>
+      </w:r>
+      <w:hyperlink w:history="1" r:id="rId85id0snhba-fgqhhwk71q">
         <w:r>
           <w:rPr>
             <w:rStyle w:val="Hyperlink"/>
@@ -236,7 +257,7 @@
         </w:rPr>
         <w:t xml:space="preserve"> and </w:t>
       </w:r>
-      <w:hyperlink w:history="1" r:id="rIdwcfelwygku7wke4ifwwzm">
+      <w:hyperlink w:history="1" r:id="rIdfojm4qk7xtx_5qaep7u3w">
         <w:r>
           <w:rPr>
             <w:rStyle w:val="Hyperlink"/>
@@ -283,7 +304,7 @@
         </w:rPr>
         <w:t xml:space="preserve">Team Net ended in a tie: </w:t>
       </w:r>
-      <w:hyperlink w:history="1" r:id="rIdpjoxm0ohw_6gbbv25761u">
+      <w:hyperlink w:history="1" r:id="rIdwszcc5-fd74yqutjxzjxj">
         <w:r>
           <w:rPr>
             <w:rStyle w:val="Hyperlink"/>
@@ -304,7 +325,7 @@
         </w:rPr>
         <w:t xml:space="preserve">, </w:t>
       </w:r>
-      <w:hyperlink w:history="1" r:id="rIds0kvoybqypibm7f5tb1uy">
+      <w:hyperlink w:history="1" r:id="rId5qwvlsfacacjiowae5ovr">
         <w:r>
           <w:rPr>
             <w:rStyle w:val="Hyperlink"/>
@@ -325,7 +346,7 @@
         </w:rPr>
         <w:t xml:space="preserve">, </w:t>
       </w:r>
-      <w:hyperlink w:history="1" r:id="rIdou4fawb2qgv-3kdxymqj_">
+      <w:hyperlink w:history="1" r:id="rIdoprwlk0idijahfxtvhiig">
         <w:r>
           <w:rPr>
             <w:rStyle w:val="Hyperlink"/>
@@ -346,7 +367,7 @@
         </w:rPr>
         <w:t xml:space="preserve"> and </w:t>
       </w:r>
-      <w:hyperlink w:history="1" r:id="rIdbekdz1tcj2yyoqkvsxnrm">
+      <w:hyperlink w:history="1" r:id="rIdxswlhc4p5mcx_ey1o908i">
         <w:r>
           <w:rPr>
             <w:rStyle w:val="Hyperlink"/>
@@ -367,7 +388,7 @@
         </w:rPr>
         <w:t xml:space="preserve"> split first with </w:t>
       </w:r>
-      <w:hyperlink w:history="1" r:id="rIdegbfzt6fingxp0hpgbqxz">
+      <w:hyperlink w:history="1" r:id="rIdin6frwtt4imhgunic2dks">
         <w:r>
           <w:rPr>
             <w:rStyle w:val="Hyperlink"/>
@@ -388,7 +409,7 @@
         </w:rPr>
         <w:t xml:space="preserve">, Ale Dimas and </w:t>
       </w:r>
-      <w:hyperlink w:history="1" r:id="rIditytplvkyuwhpi1vvyuez">
+      <w:hyperlink w:history="1" r:id="rIddur7u9b_ji82w5l1dbrkc">
         <w:r>
           <w:rPr>
             <w:rStyle w:val="Hyperlink"/>
@@ -409,7 +430,7 @@
         </w:rPr>
         <w:t xml:space="preserve">, with </w:t>
       </w:r>
-      <w:hyperlink w:history="1" r:id="rIdpkntcxvcogltxvku39waf">
+      <w:hyperlink w:history="1" r:id="rIdip7hr0kgz8zr_kmwktoap">
         <w:r>
           <w:rPr>
             <w:rStyle w:val="Hyperlink"/>
@@ -448,7 +469,7 @@
       <w:pPr>
         <w:spacing w:after="0" w:line="276"/>
       </w:pPr>
-      <w:hyperlink w:history="1" r:id="rIdzwpfc3khvud1kudfey9oi">
+      <w:hyperlink w:history="1" r:id="rIdzrug9-plji_jhjqeh_xuy">
         <w:r>
           <w:rPr>
             <w:rStyle w:val="Hyperlink"/>
@@ -503,7 +524,7 @@
       <w:pPr>
         <w:spacing w:after="0" w:line="276"/>
       </w:pPr>
-      <w:hyperlink w:history="1" r:id="rIdcg_kq6ty_u4solliiqqx4">
+      <w:hyperlink w:history="1" r:id="rIdc2fjtukkqd2wynpgsdi3w">
         <w:r>
           <w:rPr>
             <w:rStyle w:val="Hyperlink"/>
@@ -524,7 +545,7 @@
         </w:rPr>
         <w:t xml:space="preserve"> caught </w:t>
       </w:r>
-      <w:hyperlink w:history="1" r:id="rIda-kvuqpvhpkgvnppia8q9">
+      <w:hyperlink w:history="1" r:id="rIdscrbl69vtskq7tksg6rik">
         <w:r>
           <w:rPr>
             <w:rStyle w:val="Hyperlink"/>
@@ -545,7 +566,7 @@
         </w:rPr>
         <w:t xml:space="preserve"> at the top — they are tied at 60, with </w:t>
       </w:r>
-      <w:hyperlink w:history="1" r:id="rId55tg8y2vcr2ntkdtiarvk">
+      <w:hyperlink w:history="1" r:id="rIdxsvfzfq94f78nbqxprkmt">
         <w:r>
           <w:rPr>
             <w:rStyle w:val="Hyperlink"/>
@@ -566,7 +587,7 @@
         </w:rPr>
         <w:t xml:space="preserve"> two back at 58 and </w:t>
       </w:r>
-      <w:hyperlink w:history="1" r:id="rId91w28z1msgry6idi5qrop">
+      <w:hyperlink w:history="1" r:id="rIdlg_fmbjik5ntkj0k5s17u">
         <w:r>
           <w:rPr>
             <w:rStyle w:val="Hyperlink"/>
@@ -587,7 +608,7 @@
         </w:rPr>
         <w:t xml:space="preserve"> at 50. Best 6 of the fall Tuesdays plus the Fall Championship at Kissing Tree on Oct 31. Your points are being tallied; activate them by </w:t>
       </w:r>
-      <w:hyperlink w:history="1" r:id="rIdwktm28vlx0_4e2_1qjbks">
+      <w:hyperlink w:history="1" r:id="rId-jigum0dvuzoeglxtyexc">
         <w:r>
           <w:rPr>
             <w:rStyle w:val="Hyperlink"/>
@@ -626,7 +647,7 @@
       <w:pPr>
         <w:spacing w:after="0" w:line="276"/>
       </w:pPr>
-      <w:hyperlink w:history="1" w:anchor="race=fall_sa" r:id="rIdgdgwfkwjm2_aqo9hue0rk">
+      <w:hyperlink w:history="1" w:anchor="race=fall_sa" r:id="rIdj0nkfc2fs5wv7cnjl_ih_">
         <w:r>
           <w:rPr>
             <w:rStyle w:val="Hyperlink"/>
@@ -647,7 +668,7 @@
         </w:rPr>
         <w:t xml:space="preserve"> | </w:t>
       </w:r>
-      <w:hyperlink w:history="1" w:anchor="race=fall_austin" r:id="rIdxxvofbw7jr-aph-qc_qap">
+      <w:hyperlink w:history="1" w:anchor="race=fall_austin" r:id="rId1xmsdblaol42yhqzdyfmp">
         <w:r>
           <w:rPr>
             <w:rStyle w:val="Hyperlink"/>
@@ -710,7 +731,7 @@
         </w:rPr>
         <w:t xml:space="preserve">Every member is in automatically, no buy-in required. Winner takes all — $139 at month end, $1 per TGF member. Austin's </w:t>
       </w:r>
-      <w:hyperlink w:history="1" r:id="rIdt9bmf_b-ngq0uekgz-bzi">
+      <w:hyperlink w:history="1" r:id="rIdxnijifsvit68w5ukhmclo">
         <w:r>
           <w:rPr>
             <w:rStyle w:val="Hyperlink"/>
@@ -731,7 +752,7 @@
         </w:rPr>
         <w:t xml:space="preserve"> leads with 22, with </w:t>
       </w:r>
-      <w:hyperlink w:history="1" r:id="rId_pmlyu6a3ox3vaj8ynvig">
+      <w:hyperlink w:history="1" r:id="rId5rcq73brllgnl7kfslkcf">
         <w:r>
           <w:rPr>
             <w:rStyle w:val="Hyperlink"/>
@@ -752,7 +773,7 @@
         </w:rPr>
         <w:t xml:space="preserve"> at 19 and </w:t>
       </w:r>
-      <w:hyperlink w:history="1" r:id="rIdsd4ym0vkvrrlix514duvk">
+      <w:hyperlink w:history="1" r:id="rIde-bew4jb_-lokrt9xjzfm">
         <w:r>
           <w:rPr>
             <w:rStyle w:val="Hyperlink"/>
@@ -791,7 +812,7 @@
       <w:pPr>
         <w:spacing w:after="0" w:line="276"/>
       </w:pPr>
-      <w:hyperlink w:history="1" w:anchor="race=monthly" r:id="rIdzkfaykoxi0gavfkq8cx2b">
+      <w:hyperlink w:history="1" w:anchor="race=monthly" r:id="rIdxzpibbftmcwuguoof6wbs">
         <w:r>
           <w:rPr>
             <w:rStyle w:val="Hyperlink"/>
@@ -892,7 +913,7 @@
         </w:rPr>
         <w:t xml:space="preserve">Ale Dimas — first TGF round, came out with </w:t>
       </w:r>
-      <w:hyperlink w:history="1" r:id="rIdrqcsygujlyeohzktzvgvn">
+      <w:hyperlink w:history="1" r:id="rIdn1wn8jbqbbnrvhv8drq-3">
         <w:r>
           <w:rPr>
             <w:rStyle w:val="Hyperlink"/>
@@ -1089,7 +1110,7 @@
         </w:rPr>
         <w:t xml:space="preserve"> | </w:t>
       </w:r>
-      <w:hyperlink w:history="1" r:id="rId9syos1znyxkkojtokrryl">
+      <w:hyperlink w:history="1" r:id="rIdwrfq6yjnppciapyxirdvn">
         <w:r>
           <w:rPr>
             <w:rStyle w:val="Hyperlink"/>
@@ -1201,7 +1222,7 @@
         </w:rPr>
         <w:t xml:space="preserve"> | </w:t>
       </w:r>
-      <w:hyperlink w:history="1" r:id="rIdof8higtaewjkx-trh_je6">
+      <w:hyperlink w:history="1" r:id="rIdtnn8lmeypqofczpnbui0x">
         <w:r>
           <w:rPr>
             <w:rStyle w:val="Hyperlink"/>
@@ -1268,7 +1289,7 @@
         </w:rPr>
         <w:t xml:space="preserve"> | Kissing Tree — both chapters | </w:t>
       </w:r>
-      <w:hyperlink w:history="1" r:id="rIdab-jpry7x0lahlgw6hiz6">
+      <w:hyperlink w:history="1" r:id="rIdphfmoiqwswzvaetjhuqie">
         <w:r>
           <w:rPr>
             <w:rStyle w:val="Hyperlink"/>

--- a/transaction-tracker/docs/claude/recaps/TGF_Recap_s9.27_The_Quarry.docx
+++ b/transaction-tracker/docs/claude/recaps/TGF_Recap_s9.27_The_Quarry.docx
@@ -82,7 +82,7 @@
       <w:pPr>
         <w:spacing w:after="0" w:line="276"/>
       </w:pPr>
-      <w:hyperlink w:history="1" r:id="rId-w8mx1c1w_ajgislxbjdm">
+      <w:hyperlink w:history="1" r:id="rId6kd5y6mdrshwbkqb5zrej">
         <w:r>
           <w:rPr>
             <w:rStyle w:val="Hyperlink"/>
@@ -131,7 +131,7 @@
       <w:pPr>
         <w:spacing w:after="0" w:line="276"/>
       </w:pPr>
-      <w:hyperlink w:history="1" r:id="rIdlmvdjyn4nshhz0jmnccuv">
+      <w:hyperlink w:history="1" r:id="rIdsu54fj7lcif1hs5rydydv">
         <w:r>
           <w:rPr>
             <w:rStyle w:val="Hyperlink"/>
@@ -152,7 +152,7 @@
         </w:rPr>
         <w:t xml:space="preserve"> posted the low gross, 36 (E) from the Blues, with a birdie on 18 and three skins, and his tee shot on 16 took the other Closest to the Pin. </w:t>
       </w:r>
-      <w:hyperlink w:history="1" r:id="rIdlxfhgoc5-ksxucpjkdbbp">
+      <w:hyperlink w:history="1" r:id="rIddoqmjramsyquly-dg-ltk">
         <w:r>
           <w:rPr>
             <w:rStyle w:val="Hyperlink"/>
@@ -173,7 +173,7 @@
         </w:rPr>
         <w:t xml:space="preserve"> birdied 16 for one of his three skins, and </w:t>
       </w:r>
-      <w:hyperlink w:history="1" r:id="rIdcgqh3ww_bucvpngnz0cwo">
+      <w:hyperlink w:history="1" r:id="rIdichan21n69ldten0lwtli">
         <w:r>
           <w:rPr>
             <w:rStyle w:val="Hyperlink"/>
@@ -194,7 +194,7 @@
         </w:rPr>
         <w:t xml:space="preserve"> and </w:t>
       </w:r>
-      <w:hyperlink w:history="1" r:id="rIdvz7yf-fn9mgelb_n7vsks">
+      <w:hyperlink w:history="1" r:id="rId5isn8lz6tvno9tdlpvnrn">
         <w:r>
           <w:rPr>
             <w:rStyle w:val="Hyperlink"/>
@@ -215,7 +215,7 @@
         </w:rPr>
         <w:t xml:space="preserve"> birdied 13 and 11 for a skin apiece. </w:t>
       </w:r>
-      <w:hyperlink w:history="1" r:id="rIdurgve7wnvwu6v85figuki">
+      <w:hyperlink w:history="1" r:id="rIde0vvn1p7nuuxdmvzlirdr">
         <w:r>
           <w:rPr>
             <w:rStyle w:val="Hyperlink"/>
@@ -236,7 +236,7 @@
         </w:rPr>
         <w:t xml:space="preserve">, </w:t>
       </w:r>
-      <w:hyperlink w:history="1" r:id="rId85id0snhba-fgqhhwk71q">
+      <w:hyperlink w:history="1" r:id="rIds7zjbfnhf5sn7bpev1web">
         <w:r>
           <w:rPr>
             <w:rStyle w:val="Hyperlink"/>
@@ -257,7 +257,7 @@
         </w:rPr>
         <w:t xml:space="preserve"> and </w:t>
       </w:r>
-      <w:hyperlink w:history="1" r:id="rIdfojm4qk7xtx_5qaep7u3w">
+      <w:hyperlink w:history="1" r:id="rIdhofhd4ak7xmesxsz6i_c7">
         <w:r>
           <w:rPr>
             <w:rStyle w:val="Hyperlink"/>
@@ -304,7 +304,7 @@
         </w:rPr>
         <w:t xml:space="preserve">Team Net ended in a tie: </w:t>
       </w:r>
-      <w:hyperlink w:history="1" r:id="rIdwszcc5-fd74yqutjxzjxj">
+      <w:hyperlink w:history="1" r:id="rIdkf7lcfiepusbpocdz_ldo">
         <w:r>
           <w:rPr>
             <w:rStyle w:val="Hyperlink"/>
@@ -325,7 +325,7 @@
         </w:rPr>
         <w:t xml:space="preserve">, </w:t>
       </w:r>
-      <w:hyperlink w:history="1" r:id="rId5qwvlsfacacjiowae5ovr">
+      <w:hyperlink w:history="1" r:id="rIdyxzkvusco-bmnpkwykhpf">
         <w:r>
           <w:rPr>
             <w:rStyle w:val="Hyperlink"/>
@@ -346,7 +346,7 @@
         </w:rPr>
         <w:t xml:space="preserve">, </w:t>
       </w:r>
-      <w:hyperlink w:history="1" r:id="rIdoprwlk0idijahfxtvhiig">
+      <w:hyperlink w:history="1" r:id="rIdyx08eyvfziioxuijfrd7u">
         <w:r>
           <w:rPr>
             <w:rStyle w:val="Hyperlink"/>
@@ -367,7 +367,7 @@
         </w:rPr>
         <w:t xml:space="preserve"> and </w:t>
       </w:r>
-      <w:hyperlink w:history="1" r:id="rIdxswlhc4p5mcx_ey1o908i">
+      <w:hyperlink w:history="1" r:id="rIdrlrdzodxfe4w0dcj2_3m7">
         <w:r>
           <w:rPr>
             <w:rStyle w:val="Hyperlink"/>
@@ -388,7 +388,7 @@
         </w:rPr>
         <w:t xml:space="preserve"> split first with </w:t>
       </w:r>
-      <w:hyperlink w:history="1" r:id="rIdin6frwtt4imhgunic2dks">
+      <w:hyperlink w:history="1" r:id="rIderqxqyglte6bjzwejical">
         <w:r>
           <w:rPr>
             <w:rStyle w:val="Hyperlink"/>
@@ -409,7 +409,7 @@
         </w:rPr>
         <w:t xml:space="preserve">, Ale Dimas and </w:t>
       </w:r>
-      <w:hyperlink w:history="1" r:id="rIddur7u9b_ji82w5l1dbrkc">
+      <w:hyperlink w:history="1" r:id="rIdl7ysvteiomvgy4e_uw6yn">
         <w:r>
           <w:rPr>
             <w:rStyle w:val="Hyperlink"/>
@@ -430,7 +430,7 @@
         </w:rPr>
         <w:t xml:space="preserve">, with </w:t>
       </w:r>
-      <w:hyperlink w:history="1" r:id="rIdip7hr0kgz8zr_kmwktoap">
+      <w:hyperlink w:history="1" r:id="rIdeev52ujvomn6dk5n247bk">
         <w:r>
           <w:rPr>
             <w:rStyle w:val="Hyperlink"/>
@@ -469,7 +469,7 @@
       <w:pPr>
         <w:spacing w:after="0" w:line="276"/>
       </w:pPr>
-      <w:hyperlink w:history="1" r:id="rIdzrug9-plji_jhjqeh_xuy">
+      <w:hyperlink w:history="1" r:id="rIdzztwnfok9wrbni4-ymxxw">
         <w:r>
           <w:rPr>
             <w:rStyle w:val="Hyperlink"/>
@@ -524,7 +524,7 @@
       <w:pPr>
         <w:spacing w:after="0" w:line="276"/>
       </w:pPr>
-      <w:hyperlink w:history="1" r:id="rIdc2fjtukkqd2wynpgsdi3w">
+      <w:hyperlink w:history="1" r:id="rIdcwijlitm6hdaazfqctzdn">
         <w:r>
           <w:rPr>
             <w:rStyle w:val="Hyperlink"/>
@@ -545,7 +545,7 @@
         </w:rPr>
         <w:t xml:space="preserve"> caught </w:t>
       </w:r>
-      <w:hyperlink w:history="1" r:id="rIdscrbl69vtskq7tksg6rik">
+      <w:hyperlink w:history="1" r:id="rIdozy3jnt-c6x5hintsxh2q">
         <w:r>
           <w:rPr>
             <w:rStyle w:val="Hyperlink"/>
@@ -566,7 +566,7 @@
         </w:rPr>
         <w:t xml:space="preserve"> at the top — they are tied at 60, with </w:t>
       </w:r>
-      <w:hyperlink w:history="1" r:id="rIdxsvfzfq94f78nbqxprkmt">
+      <w:hyperlink w:history="1" r:id="rIdibftj8mkrvi9a7rfybhjp">
         <w:r>
           <w:rPr>
             <w:rStyle w:val="Hyperlink"/>
@@ -587,7 +587,7 @@
         </w:rPr>
         <w:t xml:space="preserve"> two back at 58 and </w:t>
       </w:r>
-      <w:hyperlink w:history="1" r:id="rIdlg_fmbjik5ntkj0k5s17u">
+      <w:hyperlink w:history="1" r:id="rIdl3uxtjdqe-dtjbh4dgqx0">
         <w:r>
           <w:rPr>
             <w:rStyle w:val="Hyperlink"/>
@@ -608,7 +608,7 @@
         </w:rPr>
         <w:t xml:space="preserve"> at 50. Best 6 of the fall Tuesdays plus the Fall Championship at Kissing Tree on Oct 31. Your points are being tallied; activate them by </w:t>
       </w:r>
-      <w:hyperlink w:history="1" r:id="rId-jigum0dvuzoeglxtyexc">
+      <w:hyperlink w:history="1" r:id="rId6rwdltyi7gjl1olcxtxa6">
         <w:r>
           <w:rPr>
             <w:rStyle w:val="Hyperlink"/>
@@ -647,7 +647,7 @@
       <w:pPr>
         <w:spacing w:after="0" w:line="276"/>
       </w:pPr>
-      <w:hyperlink w:history="1" w:anchor="race=fall_sa" r:id="rIdj0nkfc2fs5wv7cnjl_ih_">
+      <w:hyperlink w:history="1" w:anchor="race=fall_sa" r:id="rIdf6pb6smeidkw_i1h7ar8p">
         <w:r>
           <w:rPr>
             <w:rStyle w:val="Hyperlink"/>
@@ -668,7 +668,7 @@
         </w:rPr>
         <w:t xml:space="preserve"> | </w:t>
       </w:r>
-      <w:hyperlink w:history="1" w:anchor="race=fall_austin" r:id="rId1xmsdblaol42yhqzdyfmp">
+      <w:hyperlink w:history="1" w:anchor="race=fall_austin" r:id="rId6wadxi0f0yw5jecwsekjv">
         <w:r>
           <w:rPr>
             <w:rStyle w:val="Hyperlink"/>
@@ -731,7 +731,7 @@
         </w:rPr>
         <w:t xml:space="preserve">Every member is in automatically, no buy-in required. Winner takes all — $139 at month end, $1 per TGF member. Austin's </w:t>
       </w:r>
-      <w:hyperlink w:history="1" r:id="rIdxnijifsvit68w5ukhmclo">
+      <w:hyperlink w:history="1" r:id="rIdf8xojtrugwtglhtoxhmcu">
         <w:r>
           <w:rPr>
             <w:rStyle w:val="Hyperlink"/>
@@ -752,7 +752,7 @@
         </w:rPr>
         <w:t xml:space="preserve"> leads with 22, with </w:t>
       </w:r>
-      <w:hyperlink w:history="1" r:id="rId5rcq73brllgnl7kfslkcf">
+      <w:hyperlink w:history="1" r:id="rIdcue99nzcnardql2plnbxx">
         <w:r>
           <w:rPr>
             <w:rStyle w:val="Hyperlink"/>
@@ -773,7 +773,7 @@
         </w:rPr>
         <w:t xml:space="preserve"> at 19 and </w:t>
       </w:r>
-      <w:hyperlink w:history="1" r:id="rIde-bew4jb_-lokrt9xjzfm">
+      <w:hyperlink w:history="1" r:id="rIdx_lcf8f01mt7ieiaskvdt">
         <w:r>
           <w:rPr>
             <w:rStyle w:val="Hyperlink"/>
@@ -812,7 +812,7 @@
       <w:pPr>
         <w:spacing w:after="0" w:line="276"/>
       </w:pPr>
-      <w:hyperlink w:history="1" w:anchor="race=monthly" r:id="rIdxzpibbftmcwuguoof6wbs">
+      <w:hyperlink w:history="1" w:anchor="race=monthly" r:id="rIdix5cyzno3zurwdoipirka">
         <w:r>
           <w:rPr>
             <w:rStyle w:val="Hyperlink"/>
@@ -913,7 +913,7 @@
         </w:rPr>
         <w:t xml:space="preserve">Ale Dimas — first TGF round, came out with </w:t>
       </w:r>
-      <w:hyperlink w:history="1" r:id="rIdn1wn8jbqbbnrvhv8drq-3">
+      <w:hyperlink w:history="1" r:id="rIdsl-soviyvagmzsviausig">
         <w:r>
           <w:rPr>
             <w:rStyle w:val="Hyperlink"/>
@@ -1110,7 +1110,7 @@
         </w:rPr>
         <w:t xml:space="preserve"> | </w:t>
       </w:r>
-      <w:hyperlink w:history="1" r:id="rIdwrfq6yjnppciapyxirdvn">
+      <w:hyperlink w:history="1" r:id="rId9zzx8cpn-irvymsw-wcol">
         <w:r>
           <w:rPr>
             <w:rStyle w:val="Hyperlink"/>
@@ -1222,7 +1222,7 @@
         </w:rPr>
         <w:t xml:space="preserve"> | </w:t>
       </w:r>
-      <w:hyperlink w:history="1" r:id="rIdtnn8lmeypqofczpnbui0x">
+      <w:hyperlink w:history="1" r:id="rIdpq8dfpcwdoclbciy_9cn9">
         <w:r>
           <w:rPr>
             <w:rStyle w:val="Hyperlink"/>
@@ -1289,7 +1289,7 @@
         </w:rPr>
         <w:t xml:space="preserve"> | Kissing Tree — both chapters | </w:t>
       </w:r>
-      <w:hyperlink w:history="1" r:id="rIdphfmoiqwswzvaetjhuqie">
+      <w:hyperlink w:history="1" r:id="rIdfdhjdvaezu_jsnegswlpj">
         <w:r>
           <w:rPr>
             <w:rStyle w:val="Hyperlink"/>

--- a/transaction-tracker/docs/claude/recaps/TGF_Recap_s9.27_The_Quarry.docx
+++ b/transaction-tracker/docs/claude/recaps/TGF_Recap_s9.27_The_Quarry.docx
@@ -82,7 +82,7 @@
       <w:pPr>
         <w:spacing w:after="0" w:line="276"/>
       </w:pPr>
-      <w:hyperlink w:history="1" r:id="rId6kd5y6mdrshwbkqb5zrej">
+      <w:hyperlink w:history="1" r:id="rIdqin29dujufgz_pb30dxcr">
         <w:r>
           <w:rPr>
             <w:rStyle w:val="Hyperlink"/>
@@ -131,7 +131,7 @@
       <w:pPr>
         <w:spacing w:after="0" w:line="276"/>
       </w:pPr>
-      <w:hyperlink w:history="1" r:id="rIdsu54fj7lcif1hs5rydydv">
+      <w:hyperlink w:history="1" r:id="rId9xjmgqz5ix4lfvbtdudnf">
         <w:r>
           <w:rPr>
             <w:rStyle w:val="Hyperlink"/>
@@ -152,7 +152,7 @@
         </w:rPr>
         <w:t xml:space="preserve"> posted the low gross, 36 (E) from the Blues, with a birdie on 18 and three skins, and his tee shot on 16 took the other Closest to the Pin. </w:t>
       </w:r>
-      <w:hyperlink w:history="1" r:id="rIddoqmjramsyquly-dg-ltk">
+      <w:hyperlink w:history="1" r:id="rIdq4uvkttnj46ylmcg5oyut">
         <w:r>
           <w:rPr>
             <w:rStyle w:val="Hyperlink"/>
@@ -173,7 +173,7 @@
         </w:rPr>
         <w:t xml:space="preserve"> birdied 16 for one of his three skins, and </w:t>
       </w:r>
-      <w:hyperlink w:history="1" r:id="rIdichan21n69ldten0lwtli">
+      <w:hyperlink w:history="1" r:id="rIdmurxtw4otzqpnm3u30chy">
         <w:r>
           <w:rPr>
             <w:rStyle w:val="Hyperlink"/>
@@ -194,7 +194,7 @@
         </w:rPr>
         <w:t xml:space="preserve"> and </w:t>
       </w:r>
-      <w:hyperlink w:history="1" r:id="rId5isn8lz6tvno9tdlpvnrn">
+      <w:hyperlink w:history="1" r:id="rIdzkgurdofwoj8bddyulhu8">
         <w:r>
           <w:rPr>
             <w:rStyle w:val="Hyperlink"/>
@@ -215,7 +215,7 @@
         </w:rPr>
         <w:t xml:space="preserve"> birdied 13 and 11 for a skin apiece. </w:t>
       </w:r>
-      <w:hyperlink w:history="1" r:id="rIde0vvn1p7nuuxdmvzlirdr">
+      <w:hyperlink w:history="1" r:id="rIdghjddjweepnscjv9vuang">
         <w:r>
           <w:rPr>
             <w:rStyle w:val="Hyperlink"/>
@@ -236,7 +236,7 @@
         </w:rPr>
         <w:t xml:space="preserve">, </w:t>
       </w:r>
-      <w:hyperlink w:history="1" r:id="rIds7zjbfnhf5sn7bpev1web">
+      <w:hyperlink w:history="1" r:id="rIdkfaol1hksspvi5phsrjdz">
         <w:r>
           <w:rPr>
             <w:rStyle w:val="Hyperlink"/>
@@ -257,7 +257,7 @@
         </w:rPr>
         <w:t xml:space="preserve"> and </w:t>
       </w:r>
-      <w:hyperlink w:history="1" r:id="rIdhofhd4ak7xmesxsz6i_c7">
+      <w:hyperlink w:history="1" r:id="rIdi8why5hshn1frb2qoxdcs">
         <w:r>
           <w:rPr>
             <w:rStyle w:val="Hyperlink"/>
@@ -304,7 +304,7 @@
         </w:rPr>
         <w:t xml:space="preserve">Team Net ended in a tie: </w:t>
       </w:r>
-      <w:hyperlink w:history="1" r:id="rIdkf7lcfiepusbpocdz_ldo">
+      <w:hyperlink w:history="1" r:id="rIdfw9dhjks5pajp7ibiarbs">
         <w:r>
           <w:rPr>
             <w:rStyle w:val="Hyperlink"/>
@@ -325,7 +325,7 @@
         </w:rPr>
         <w:t xml:space="preserve">, </w:t>
       </w:r>
-      <w:hyperlink w:history="1" r:id="rIdyxzkvusco-bmnpkwykhpf">
+      <w:hyperlink w:history="1" r:id="rIdx-irybsgs4mzk0nso1yvw">
         <w:r>
           <w:rPr>
             <w:rStyle w:val="Hyperlink"/>
@@ -346,7 +346,7 @@
         </w:rPr>
         <w:t xml:space="preserve">, </w:t>
       </w:r>
-      <w:hyperlink w:history="1" r:id="rIdyx08eyvfziioxuijfrd7u">
+      <w:hyperlink w:history="1" r:id="rIdw-f2awlrtby5li8iwr0bh">
         <w:r>
           <w:rPr>
             <w:rStyle w:val="Hyperlink"/>
@@ -367,7 +367,7 @@
         </w:rPr>
         <w:t xml:space="preserve"> and </w:t>
       </w:r>
-      <w:hyperlink w:history="1" r:id="rIdrlrdzodxfe4w0dcj2_3m7">
+      <w:hyperlink w:history="1" r:id="rIdp-frmagoewgwabn5kfol5">
         <w:r>
           <w:rPr>
             <w:rStyle w:val="Hyperlink"/>
@@ -388,7 +388,7 @@
         </w:rPr>
         <w:t xml:space="preserve"> split first with </w:t>
       </w:r>
-      <w:hyperlink w:history="1" r:id="rIderqxqyglte6bjzwejical">
+      <w:hyperlink w:history="1" r:id="rIdorfqs9ltbgyzfc6qwfzws">
         <w:r>
           <w:rPr>
             <w:rStyle w:val="Hyperlink"/>
@@ -409,7 +409,7 @@
         </w:rPr>
         <w:t xml:space="preserve">, Ale Dimas and </w:t>
       </w:r>
-      <w:hyperlink w:history="1" r:id="rIdl7ysvteiomvgy4e_uw6yn">
+      <w:hyperlink w:history="1" r:id="rId2v3zns40yyyq9fjdj7xla">
         <w:r>
           <w:rPr>
             <w:rStyle w:val="Hyperlink"/>
@@ -430,7 +430,7 @@
         </w:rPr>
         <w:t xml:space="preserve">, with </w:t>
       </w:r>
-      <w:hyperlink w:history="1" r:id="rIdeev52ujvomn6dk5n247bk">
+      <w:hyperlink w:history="1" r:id="rIdplyjjhyku723n8n8-2znj">
         <w:r>
           <w:rPr>
             <w:rStyle w:val="Hyperlink"/>
@@ -469,7 +469,7 @@
       <w:pPr>
         <w:spacing w:after="0" w:line="276"/>
       </w:pPr>
-      <w:hyperlink w:history="1" r:id="rIdzztwnfok9wrbni4-ymxxw">
+      <w:hyperlink w:history="1" r:id="rIdi470i8k4dvdouoj1uk8kb">
         <w:r>
           <w:rPr>
             <w:rStyle w:val="Hyperlink"/>
@@ -524,7 +524,7 @@
       <w:pPr>
         <w:spacing w:after="0" w:line="276"/>
       </w:pPr>
-      <w:hyperlink w:history="1" r:id="rIdcwijlitm6hdaazfqctzdn">
+      <w:hyperlink w:history="1" r:id="rId_z90prf-idpheabl5ob-x">
         <w:r>
           <w:rPr>
             <w:rStyle w:val="Hyperlink"/>
@@ -545,7 +545,7 @@
         </w:rPr>
         <w:t xml:space="preserve"> caught </w:t>
       </w:r>
-      <w:hyperlink w:history="1" r:id="rIdozy3jnt-c6x5hintsxh2q">
+      <w:hyperlink w:history="1" r:id="rIdpotnhdhouiowxwi6sxv2s">
         <w:r>
           <w:rPr>
             <w:rStyle w:val="Hyperlink"/>
@@ -566,7 +566,7 @@
         </w:rPr>
         <w:t xml:space="preserve"> at the top — they are tied at 60, with </w:t>
       </w:r>
-      <w:hyperlink w:history="1" r:id="rIdibftj8mkrvi9a7rfybhjp">
+      <w:hyperlink w:history="1" r:id="rIdhw55kf74jj6n14ux4vpfd">
         <w:r>
           <w:rPr>
             <w:rStyle w:val="Hyperlink"/>
@@ -587,7 +587,7 @@
         </w:rPr>
         <w:t xml:space="preserve"> two back at 58 and </w:t>
       </w:r>
-      <w:hyperlink w:history="1" r:id="rIdl3uxtjdqe-dtjbh4dgqx0">
+      <w:hyperlink w:history="1" r:id="rIdocrtewjli44vlocntypcb">
         <w:r>
           <w:rPr>
             <w:rStyle w:val="Hyperlink"/>
@@ -608,7 +608,7 @@
         </w:rPr>
         <w:t xml:space="preserve"> at 50. Best 6 of the fall Tuesdays plus the Fall Championship at Kissing Tree on Oct 31. Your points are being tallied; activate them by </w:t>
       </w:r>
-      <w:hyperlink w:history="1" r:id="rId6rwdltyi7gjl1olcxtxa6">
+      <w:hyperlink w:history="1" r:id="rIdr5nb2hkk6tnewuh9pmvsv">
         <w:r>
           <w:rPr>
             <w:rStyle w:val="Hyperlink"/>
@@ -647,7 +647,7 @@
       <w:pPr>
         <w:spacing w:after="0" w:line="276"/>
       </w:pPr>
-      <w:hyperlink w:history="1" w:anchor="race=fall_sa" r:id="rIdf6pb6smeidkw_i1h7ar8p">
+      <w:hyperlink w:history="1" w:anchor="race=fall_sa" r:id="rIdvljftnpxisfxxvnrd90ij">
         <w:r>
           <w:rPr>
             <w:rStyle w:val="Hyperlink"/>
@@ -668,7 +668,7 @@
         </w:rPr>
         <w:t xml:space="preserve"> | </w:t>
       </w:r>
-      <w:hyperlink w:history="1" w:anchor="race=fall_austin" r:id="rId6wadxi0f0yw5jecwsekjv">
+      <w:hyperlink w:history="1" w:anchor="race=fall_austin" r:id="rIdnixqb4w3o0xkvrjoibtu8">
         <w:r>
           <w:rPr>
             <w:rStyle w:val="Hyperlink"/>
@@ -731,7 +731,7 @@
         </w:rPr>
         <w:t xml:space="preserve">Every member is in automatically, no buy-in required. Winner takes all — $139 at month end, $1 per TGF member. Austin's </w:t>
       </w:r>
-      <w:hyperlink w:history="1" r:id="rIdf8xojtrugwtglhtoxhmcu">
+      <w:hyperlink w:history="1" r:id="rId7toyvikz55vjvg7i6h6hn">
         <w:r>
           <w:rPr>
             <w:rStyle w:val="Hyperlink"/>
@@ -752,7 +752,7 @@
         </w:rPr>
         <w:t xml:space="preserve"> leads with 22, with </w:t>
       </w:r>
-      <w:hyperlink w:history="1" r:id="rIdcue99nzcnardql2plnbxx">
+      <w:hyperlink w:history="1" r:id="rIdjz_i1ig-5zvzuy8rkstlr">
         <w:r>
           <w:rPr>
             <w:rStyle w:val="Hyperlink"/>
@@ -773,7 +773,28 @@
         </w:rPr>
         <w:t xml:space="preserve"> at 19 and </w:t>
       </w:r>
-      <w:hyperlink w:history="1" r:id="rIdx_lcf8f01mt7ieiaskvdt">
+      <w:hyperlink w:history="1" r:id="rIdsdq7irkwvhpr8hkuvt1dc">
+        <w:r>
+          <w:rPr>
+            <w:rStyle w:val="Hyperlink"/>
+            <w:rFonts w:ascii="Arial" w:cs="Arial" w:eastAsia="Arial" w:hAnsi="Arial"/>
+            <w:b/>
+            <w:bCs/>
+            <w:sz w:val="22"/>
+            <w:szCs w:val="22"/>
+          </w:rPr>
+          <w:t xml:space="preserve">Dan STICH</w:t>
+        </w:r>
+      </w:hyperlink>
+      <w:r>
+        <w:rPr>
+          <w:rFonts w:ascii="Arial" w:cs="Arial" w:eastAsia="Arial" w:hAnsi="Arial"/>
+          <w:sz w:val="22"/>
+          <w:szCs w:val="22"/>
+        </w:rPr>
+        <w:t xml:space="preserve"> and </w:t>
+      </w:r>
+      <w:hyperlink w:history="1" r:id="rIdyjztsvabzobjdbnl8cvbj">
         <w:r>
           <w:rPr>
             <w:rStyle w:val="Hyperlink"/>
@@ -792,7 +813,7 @@
           <w:sz w:val="22"/>
           <w:szCs w:val="22"/>
         </w:rPr>
-        <w:t xml:space="preserve"> at 18.</w:t>
+        <w:t xml:space="preserve"> tied at 18.</w:t>
       </w:r>
     </w:p>
     <w:p>
@@ -812,7 +833,7 @@
       <w:pPr>
         <w:spacing w:after="0" w:line="276"/>
       </w:pPr>
-      <w:hyperlink w:history="1" w:anchor="race=monthly" r:id="rIdix5cyzno3zurwdoipirka">
+      <w:hyperlink w:history="1" w:anchor="race=monthly" r:id="rIdx1bft_ueahejqbowt_lub">
         <w:r>
           <w:rPr>
             <w:rStyle w:val="Hyperlink"/>
@@ -913,7 +934,7 @@
         </w:rPr>
         <w:t xml:space="preserve">Ale Dimas — first TGF round, came out with </w:t>
       </w:r>
-      <w:hyperlink w:history="1" r:id="rIdsl-soviyvagmzsviausig">
+      <w:hyperlink w:history="1" r:id="rIdyyn6_mbed5kinvrwiz1ot">
         <w:r>
           <w:rPr>
             <w:rStyle w:val="Hyperlink"/>
@@ -1110,7 +1131,7 @@
         </w:rPr>
         <w:t xml:space="preserve"> | </w:t>
       </w:r>
-      <w:hyperlink w:history="1" r:id="rId9zzx8cpn-irvymsw-wcol">
+      <w:hyperlink w:history="1" r:id="rIddjr5tuxkreka3hzfrimal">
         <w:r>
           <w:rPr>
             <w:rStyle w:val="Hyperlink"/>
@@ -1222,7 +1243,7 @@
         </w:rPr>
         <w:t xml:space="preserve"> | </w:t>
       </w:r>
-      <w:hyperlink w:history="1" r:id="rIdpq8dfpcwdoclbciy_9cn9">
+      <w:hyperlink w:history="1" r:id="rIdw7y0ydikrdmhwihjgcj0y">
         <w:r>
           <w:rPr>
             <w:rStyle w:val="Hyperlink"/>
@@ -1289,7 +1310,7 @@
         </w:rPr>
         <w:t xml:space="preserve"> | Kissing Tree — both chapters | </w:t>
       </w:r>
-      <w:hyperlink w:history="1" r:id="rIdfdhjdvaezu_jsnegswlpj">
+      <w:hyperlink w:history="1" r:id="rIdd-r3sfbryn54decdynkex">
         <w:r>
           <w:rPr>
             <w:rStyle w:val="Hyperlink"/>
